--- a/_semantics/plan-vilochnye-pogruzchiki.docx
+++ b/_semantics/plan-vilochnye-pogruzchiki.docx
@@ -44,7 +44,7 @@
           <w:sz w:val="22"/>
           <w:szCs w:val="22"/>
         </w:rPr>
-        <w:t xml:space="preserve">77 статей · 33 762 показов в месяц (ориентир) · 27 недель публикации</w:t>
+        <w:t xml:space="preserve">80 статей · 33 821 показов в месяц (ориентир) · 28 недель публикации</w:t>
       </w:r>
     </w:p>
     <w:p>
@@ -265,7 +265,7 @@
           <w:sz w:val="21"/>
           <w:szCs w:val="21"/>
         </w:rPr>
-        <w:t xml:space="preserve">3 статьи в неделю, кроме первой (только хаб — на него ссылаются все остальные). Весь план — 27 недель, около 6.2 месяцев. Лёгкие статьи по узлам и запчастям пишутся быстрее (500–800 слов, час-полтора), крупные — хаб, статьи выбора, покупка — требуют больше времени. Не считайте все 3 слота недели одинаковыми по трудозатратам.</w:t>
+        <w:t xml:space="preserve">3 статьи в неделю, кроме первой (только хаб — на него ссылаются все остальные). Весь план — 28 недель, около 6.5 месяцев. Лёгкие статьи по узлам и запчастям пишутся быстрее (500–800 слов, час-полтора), крупные — хаб, статьи выбора, покупка — требуют больше времени. Не считайте все 3 слота недели одинаковыми по трудозатратам.</w:t>
       </w:r>
     </w:p>
     <w:p>
@@ -298,7 +298,7 @@
           <w:sz w:val="21"/>
           <w:szCs w:val="21"/>
         </w:rPr>
-        <w:t xml:space="preserve">Каждая фраза закреплена ровно за одной статьёй — проверено программно на всех 77 статьях, дублей нет. При таком дроблении риск каннибализации выше, чем при крупных статьях: если пишете сами и видите пересечение тем — дополните существующую статью, а не создавайте новую.</w:t>
+        <w:t xml:space="preserve">Каждая фраза закреплена ровно за одной статьёй — проверено программно на всех 80 статьях, дублей нет. При таком дроблении риск каннибализации выше, чем при крупных статьях: если пишете сами и видите пересечение тем — дополните существующую статью, а не создавайте новую.</w:t>
       </w:r>
     </w:p>
     <w:p>
@@ -1751,7 +1751,7 @@
           <w:sz w:val="21"/>
           <w:szCs w:val="21"/>
         </w:rPr>
-        <w:t xml:space="preserve">77 статей, по 3 в неделю (первая неделя — только хаб). Колонка «Статус» — для отметок от руки.</w:t>
+        <w:t xml:space="preserve">80 статей, по 3 в неделю (первая неделя — только хаб). Колонка «Статус» — для отметок от руки.</w:t>
       </w:r>
     </w:p>
     <w:tbl>
@@ -2160,7 +2160,7 @@
                 <w:sz w:val="17"/>
                 <w:szCs w:val="17"/>
               </w:rPr>
-              <w:t xml:space="preserve">10378</w:t>
+              <w:t xml:space="preserve">10376</w:t>
             </w:r>
           </w:p>
         </w:tc>
@@ -4763,7 +4763,7 @@
                 <w:sz w:val="17"/>
                 <w:szCs w:val="17"/>
               </w:rPr>
-              <w:t xml:space="preserve">220</w:t>
+              <w:t xml:space="preserve">190</w:t>
             </w:r>
           </w:p>
         </w:tc>
@@ -7601,7 +7601,7 @@
                 <w:sz w:val="17"/>
                 <w:szCs w:val="17"/>
               </w:rPr>
-              <w:t xml:space="preserve">3211</w:t>
+              <w:t xml:space="preserve">3207</w:t>
             </w:r>
           </w:p>
         </w:tc>
@@ -15642,7 +15642,7 @@
                 <w:sz w:val="17"/>
                 <w:szCs w:val="17"/>
               </w:rPr>
-              <w:t xml:space="preserve">349</w:t>
+              <w:t xml:space="preserve">348</w:t>
             </w:r>
           </w:p>
         </w:tc>
@@ -18209,7 +18209,7 @@
                 <w:sz w:val="17"/>
                 <w:szCs w:val="17"/>
               </w:rPr>
-              <w:t xml:space="preserve">Монтажная платформа и корзина для вилочного погрузчика</w:t>
+              <w:t xml:space="preserve">Каретка вилочного погрузчика: устройство, класс и расширитель</w:t>
             </w:r>
           </w:p>
         </w:tc>
@@ -18242,7 +18242,7 @@
                 <w:sz w:val="17"/>
                 <w:szCs w:val="17"/>
               </w:rPr>
-              <w:t xml:space="preserve">86</w:t>
+              <w:t xml:space="preserve">95</w:t>
             </w:r>
           </w:p>
         </w:tc>
@@ -18446,7 +18446,7 @@
                 <w:sz w:val="17"/>
                 <w:szCs w:val="17"/>
               </w:rPr>
-              <w:t xml:space="preserve">Вилы для вилочного погрузчика: какие бывают</w:t>
+              <w:t xml:space="preserve">Монтажная платформа и корзина для вилочного погрузчика</w:t>
             </w:r>
           </w:p>
         </w:tc>
@@ -18480,7 +18480,7 @@
                 <w:sz w:val="17"/>
                 <w:szCs w:val="17"/>
               </w:rPr>
-              <w:t xml:space="preserve">76</w:t>
+              <w:t xml:space="preserve">86</w:t>
             </w:r>
           </w:p>
         </w:tc>
@@ -18682,7 +18682,7 @@
                 <w:sz w:val="17"/>
                 <w:szCs w:val="17"/>
               </w:rPr>
-              <w:t xml:space="preserve">Двигатель вилочного погрузчика: ресурс и обслуживание</w:t>
+              <w:t xml:space="preserve">Вилы для вилочного погрузчика: какие бывают</w:t>
             </w:r>
           </w:p>
         </w:tc>
@@ -18715,7 +18715,7 @@
                 <w:sz w:val="17"/>
                 <w:szCs w:val="17"/>
               </w:rPr>
-              <w:t xml:space="preserve">72</w:t>
+              <w:t xml:space="preserve">76</w:t>
             </w:r>
           </w:p>
         </w:tc>
@@ -18919,7 +18919,7 @@
                 <w:sz w:val="17"/>
                 <w:szCs w:val="17"/>
               </w:rPr>
-              <w:t xml:space="preserve">Каретка бокового смещения (сайдшифт) для вилочного погрузчика</w:t>
+              <w:t xml:space="preserve">Двигатель вилочного погрузчика: ресурс и обслуживание</w:t>
             </w:r>
           </w:p>
         </w:tc>
@@ -18953,7 +18953,7 @@
                 <w:sz w:val="17"/>
                 <w:szCs w:val="17"/>
               </w:rPr>
-              <w:t xml:space="preserve">59</w:t>
+              <w:t xml:space="preserve">72</w:t>
             </w:r>
           </w:p>
         </w:tc>
@@ -19628,7 +19628,7 @@
                 <w:sz w:val="17"/>
                 <w:szCs w:val="17"/>
               </w:rPr>
-              <w:t xml:space="preserve">Цепь и ролики мачты вилочного погрузчика</w:t>
+              <w:t xml:space="preserve">Рама и шасси вилочного погрузчика</w:t>
             </w:r>
           </w:p>
         </w:tc>
@@ -19865,7 +19865,7 @@
                 <w:sz w:val="17"/>
                 <w:szCs w:val="17"/>
               </w:rPr>
-              <w:t xml:space="preserve">Регистрация вилочного погрузчика в Гостехнадзоре: что нужно знать владельцу</w:t>
+              <w:t xml:space="preserve">Цепь и ролики мачты вилочного погрузчика</w:t>
             </w:r>
           </w:p>
         </w:tc>
@@ -19899,7 +19899,7 @@
                 <w:sz w:val="17"/>
                 <w:szCs w:val="17"/>
               </w:rPr>
-              <w:t xml:space="preserve">517</w:t>
+              <w:t xml:space="preserve">26</w:t>
             </w:r>
           </w:p>
         </w:tc>
@@ -20068,6 +20068,715 @@
                 <w:sz w:val="17"/>
                 <w:szCs w:val="17"/>
               </w:rPr>
+              <w:t xml:space="preserve">Эксплуатация</w:t>
+            </w:r>
+          </w:p>
+        </w:tc>
+        <w:tc>
+          <w:tcPr>
+            <w:tcW w:type="dxa" w:w="5200"/>
+            <w:tcBorders>
+              <w:top w:val="single" w:color="D9E0E0" w:sz="2"/>
+              <w:left w:val="single" w:color="D9E0E0" w:sz="2"/>
+              <w:bottom w:val="single" w:color="D9E0E0" w:sz="2"/>
+              <w:right w:val="single" w:color="D9E0E0" w:sz="2"/>
+            </w:tcBorders>
+            <w:tcMar>
+              <w:top w:type="dxa" w:w="60"/>
+              <w:left w:type="dxa" w:w="100"/>
+              <w:bottom w:type="dxa" w:w="60"/>
+              <w:right w:type="dxa" w:w="100"/>
+            </w:tcMar>
+            <w:vAlign w:val="center"/>
+          </w:tcPr>
+          <w:p>
+            <w:pPr>
+              <w:jc w:val="left"/>
+            </w:pPr>
+            <w:r>
+              <w:rPr>
+                <w:b w:val="false"/>
+                <w:bCs w:val="false"/>
+                <w:color w:val="141A1C"/>
+                <w:sz w:val="17"/>
+                <w:szCs w:val="17"/>
+              </w:rPr>
+              <w:t xml:space="preserve">Противовес вилочного погрузчика</w:t>
+            </w:r>
+          </w:p>
+        </w:tc>
+        <w:tc>
+          <w:tcPr>
+            <w:tcW w:type="dxa" w:w="1300"/>
+            <w:tcBorders>
+              <w:top w:val="single" w:color="D9E0E0" w:sz="2"/>
+              <w:left w:val="single" w:color="D9E0E0" w:sz="2"/>
+              <w:bottom w:val="single" w:color="D9E0E0" w:sz="2"/>
+              <w:right w:val="single" w:color="D9E0E0" w:sz="2"/>
+            </w:tcBorders>
+            <w:tcMar>
+              <w:top w:type="dxa" w:w="60"/>
+              <w:left w:type="dxa" w:w="100"/>
+              <w:bottom w:type="dxa" w:w="60"/>
+              <w:right w:type="dxa" w:w="100"/>
+            </w:tcMar>
+            <w:vAlign w:val="center"/>
+          </w:tcPr>
+          <w:p>
+            <w:pPr>
+              <w:jc w:val="center"/>
+            </w:pPr>
+            <w:r>
+              <w:rPr>
+                <w:b w:val="false"/>
+                <w:bCs w:val="false"/>
+                <w:color w:val="141A1C"/>
+                <w:sz w:val="17"/>
+                <w:szCs w:val="17"/>
+              </w:rPr>
+              <w:t xml:space="preserve">21</w:t>
+            </w:r>
+          </w:p>
+        </w:tc>
+        <w:tc>
+          <w:tcPr>
+            <w:tcW w:type="dxa" w:w="1300"/>
+            <w:tcBorders>
+              <w:top w:val="single" w:color="D9E0E0" w:sz="2"/>
+              <w:left w:val="single" w:color="D9E0E0" w:sz="2"/>
+              <w:bottom w:val="single" w:color="D9E0E0" w:sz="2"/>
+              <w:right w:val="single" w:color="D9E0E0" w:sz="2"/>
+            </w:tcBorders>
+            <w:tcMar>
+              <w:top w:type="dxa" w:w="60"/>
+              <w:left w:type="dxa" w:w="100"/>
+              <w:bottom w:type="dxa" w:w="60"/>
+              <w:right w:type="dxa" w:w="100"/>
+            </w:tcMar>
+            <w:vAlign w:val="center"/>
+          </w:tcPr>
+          <w:p>
+            <w:pPr>
+              <w:jc w:val="center"/>
+            </w:pPr>
+            <w:r>
+              <w:rPr>
+                <w:b w:val="false"/>
+                <w:bCs w:val="false"/>
+                <w:color w:val="141A1C"/>
+                <w:sz w:val="17"/>
+                <w:szCs w:val="17"/>
+              </w:rPr>
+              <w:t xml:space="preserve">500–800</w:t>
+            </w:r>
+          </w:p>
+        </w:tc>
+        <w:tc>
+          <w:tcPr>
+            <w:tcW w:type="dxa" w:w="1450"/>
+            <w:tcBorders>
+              <w:top w:val="single" w:color="D9E0E0" w:sz="2"/>
+              <w:left w:val="single" w:color="D9E0E0" w:sz="2"/>
+              <w:bottom w:val="single" w:color="D9E0E0" w:sz="2"/>
+              <w:right w:val="single" w:color="D9E0E0" w:sz="2"/>
+            </w:tcBorders>
+            <w:tcMar>
+              <w:top w:type="dxa" w:w="60"/>
+              <w:left w:type="dxa" w:w="100"/>
+              <w:bottom w:type="dxa" w:w="60"/>
+              <w:right w:type="dxa" w:w="100"/>
+            </w:tcMar>
+            <w:vAlign w:val="center"/>
+          </w:tcPr>
+          <w:p>
+            <w:pPr>
+              <w:jc w:val="left"/>
+            </w:pPr>
+            <w:r>
+              <w:rPr>
+                <w:b w:val="false"/>
+                <w:bCs w:val="false"/>
+                <w:color w:val="141A1C"/>
+                <w:sz w:val="17"/>
+                <w:szCs w:val="17"/>
+              </w:rPr>
+              <w:t xml:space="preserve"/>
+            </w:r>
+          </w:p>
+        </w:tc>
+      </w:tr>
+      <w:tr>
+        <w:tc>
+          <w:tcPr>
+            <w:tcW w:type="dxa" w:w="500"/>
+            <w:tcBorders>
+              <w:top w:val="single" w:color="D9E0E0" w:sz="2"/>
+              <w:left w:val="single" w:color="D9E0E0" w:sz="2"/>
+              <w:bottom w:val="single" w:color="D9E0E0" w:sz="2"/>
+              <w:right w:val="single" w:color="D9E0E0" w:sz="2"/>
+            </w:tcBorders>
+            <w:shd w:fill="F4F7F7" w:val="clear"/>
+            <w:tcMar>
+              <w:top w:type="dxa" w:w="60"/>
+              <w:left w:type="dxa" w:w="100"/>
+              <w:bottom w:type="dxa" w:w="60"/>
+              <w:right w:type="dxa" w:w="100"/>
+            </w:tcMar>
+            <w:vAlign w:val="center"/>
+          </w:tcPr>
+          <w:p>
+            <w:pPr>
+              <w:jc w:val="center"/>
+            </w:pPr>
+            <w:r>
+              <w:rPr>
+                <w:b w:val="false"/>
+                <w:bCs w:val="false"/>
+                <w:color w:val="141A1C"/>
+                <w:sz w:val="17"/>
+                <w:szCs w:val="17"/>
+              </w:rPr>
+              <w:t xml:space="preserve">78</w:t>
+            </w:r>
+          </w:p>
+        </w:tc>
+        <w:tc>
+          <w:tcPr>
+            <w:tcW w:type="dxa" w:w="750"/>
+            <w:tcBorders>
+              <w:top w:val="single" w:color="D9E0E0" w:sz="2"/>
+              <w:left w:val="single" w:color="D9E0E0" w:sz="2"/>
+              <w:bottom w:val="single" w:color="D9E0E0" w:sz="2"/>
+              <w:right w:val="single" w:color="D9E0E0" w:sz="2"/>
+            </w:tcBorders>
+            <w:shd w:fill="F4F7F7" w:val="clear"/>
+            <w:tcMar>
+              <w:top w:type="dxa" w:w="60"/>
+              <w:left w:type="dxa" w:w="100"/>
+              <w:bottom w:type="dxa" w:w="60"/>
+              <w:right w:type="dxa" w:w="100"/>
+            </w:tcMar>
+            <w:vAlign w:val="center"/>
+          </w:tcPr>
+          <w:p>
+            <w:pPr>
+              <w:jc w:val="center"/>
+            </w:pPr>
+            <w:r>
+              <w:rPr>
+                <w:b w:val="false"/>
+                <w:bCs w:val="false"/>
+                <w:color w:val="141A1C"/>
+                <w:sz w:val="17"/>
+                <w:szCs w:val="17"/>
+              </w:rPr>
+              <w:t xml:space="preserve">27</w:t>
+            </w:r>
+          </w:p>
+        </w:tc>
+        <w:tc>
+          <w:tcPr>
+            <w:tcW w:type="dxa" w:w="1500"/>
+            <w:tcBorders>
+              <w:top w:val="single" w:color="D9E0E0" w:sz="2"/>
+              <w:left w:val="single" w:color="D9E0E0" w:sz="2"/>
+              <w:bottom w:val="single" w:color="D9E0E0" w:sz="2"/>
+              <w:right w:val="single" w:color="D9E0E0" w:sz="2"/>
+            </w:tcBorders>
+            <w:shd w:fill="F4F7F7" w:val="clear"/>
+            <w:tcMar>
+              <w:top w:type="dxa" w:w="60"/>
+              <w:left w:type="dxa" w:w="100"/>
+              <w:bottom w:type="dxa" w:w="60"/>
+              <w:right w:type="dxa" w:w="100"/>
+            </w:tcMar>
+            <w:vAlign w:val="center"/>
+          </w:tcPr>
+          <w:p>
+            <w:pPr>
+              <w:jc w:val="left"/>
+            </w:pPr>
+            <w:r>
+              <w:rPr>
+                <w:b w:val="false"/>
+                <w:bCs w:val="false"/>
+                <w:color w:val="141A1C"/>
+                <w:sz w:val="17"/>
+                <w:szCs w:val="17"/>
+              </w:rPr>
+              <w:t xml:space="preserve">Эксплуатация</w:t>
+            </w:r>
+          </w:p>
+        </w:tc>
+        <w:tc>
+          <w:tcPr>
+            <w:tcW w:type="dxa" w:w="5200"/>
+            <w:tcBorders>
+              <w:top w:val="single" w:color="D9E0E0" w:sz="2"/>
+              <w:left w:val="single" w:color="D9E0E0" w:sz="2"/>
+              <w:bottom w:val="single" w:color="D9E0E0" w:sz="2"/>
+              <w:right w:val="single" w:color="D9E0E0" w:sz="2"/>
+            </w:tcBorders>
+            <w:shd w:fill="F4F7F7" w:val="clear"/>
+            <w:tcMar>
+              <w:top w:type="dxa" w:w="60"/>
+              <w:left w:type="dxa" w:w="100"/>
+              <w:bottom w:type="dxa" w:w="60"/>
+              <w:right w:type="dxa" w:w="100"/>
+            </w:tcMar>
+            <w:vAlign w:val="center"/>
+          </w:tcPr>
+          <w:p>
+            <w:pPr>
+              <w:jc w:val="left"/>
+            </w:pPr>
+            <w:r>
+              <w:rPr>
+                <w:b w:val="false"/>
+                <w:bCs w:val="false"/>
+                <w:color w:val="141A1C"/>
+                <w:sz w:val="17"/>
+                <w:szCs w:val="17"/>
+              </w:rPr>
+              <w:t xml:space="preserve">Каретка бокового смещения (сайдшифт) для вилочного погрузчика</w:t>
+            </w:r>
+          </w:p>
+        </w:tc>
+        <w:tc>
+          <w:tcPr>
+            <w:tcW w:type="dxa" w:w="1300"/>
+            <w:tcBorders>
+              <w:top w:val="single" w:color="D9E0E0" w:sz="2"/>
+              <w:left w:val="single" w:color="D9E0E0" w:sz="2"/>
+              <w:bottom w:val="single" w:color="D9E0E0" w:sz="2"/>
+              <w:right w:val="single" w:color="D9E0E0" w:sz="2"/>
+            </w:tcBorders>
+            <w:shd w:fill="F4F7F7" w:val="clear"/>
+            <w:tcMar>
+              <w:top w:type="dxa" w:w="60"/>
+              <w:left w:type="dxa" w:w="100"/>
+              <w:bottom w:type="dxa" w:w="60"/>
+              <w:right w:type="dxa" w:w="100"/>
+            </w:tcMar>
+            <w:vAlign w:val="center"/>
+          </w:tcPr>
+          <w:p>
+            <w:pPr>
+              <w:jc w:val="center"/>
+            </w:pPr>
+            <w:r>
+              <w:rPr>
+                <w:b w:val="false"/>
+                <w:bCs w:val="false"/>
+                <w:color w:val="141A1C"/>
+                <w:sz w:val="17"/>
+                <w:szCs w:val="17"/>
+              </w:rPr>
+              <w:t xml:space="preserve">13</w:t>
+            </w:r>
+          </w:p>
+        </w:tc>
+        <w:tc>
+          <w:tcPr>
+            <w:tcW w:type="dxa" w:w="1300"/>
+            <w:tcBorders>
+              <w:top w:val="single" w:color="D9E0E0" w:sz="2"/>
+              <w:left w:val="single" w:color="D9E0E0" w:sz="2"/>
+              <w:bottom w:val="single" w:color="D9E0E0" w:sz="2"/>
+              <w:right w:val="single" w:color="D9E0E0" w:sz="2"/>
+            </w:tcBorders>
+            <w:shd w:fill="F4F7F7" w:val="clear"/>
+            <w:tcMar>
+              <w:top w:type="dxa" w:w="60"/>
+              <w:left w:type="dxa" w:w="100"/>
+              <w:bottom w:type="dxa" w:w="60"/>
+              <w:right w:type="dxa" w:w="100"/>
+            </w:tcMar>
+            <w:vAlign w:val="center"/>
+          </w:tcPr>
+          <w:p>
+            <w:pPr>
+              <w:jc w:val="center"/>
+            </w:pPr>
+            <w:r>
+              <w:rPr>
+                <w:b w:val="false"/>
+                <w:bCs w:val="false"/>
+                <w:color w:val="141A1C"/>
+                <w:sz w:val="17"/>
+                <w:szCs w:val="17"/>
+              </w:rPr>
+              <w:t xml:space="preserve">500–800</w:t>
+            </w:r>
+          </w:p>
+        </w:tc>
+        <w:tc>
+          <w:tcPr>
+            <w:tcW w:type="dxa" w:w="1450"/>
+            <w:tcBorders>
+              <w:top w:val="single" w:color="D9E0E0" w:sz="2"/>
+              <w:left w:val="single" w:color="D9E0E0" w:sz="2"/>
+              <w:bottom w:val="single" w:color="D9E0E0" w:sz="2"/>
+              <w:right w:val="single" w:color="D9E0E0" w:sz="2"/>
+            </w:tcBorders>
+            <w:shd w:fill="F4F7F7" w:val="clear"/>
+            <w:tcMar>
+              <w:top w:type="dxa" w:w="60"/>
+              <w:left w:type="dxa" w:w="100"/>
+              <w:bottom w:type="dxa" w:w="60"/>
+              <w:right w:type="dxa" w:w="100"/>
+            </w:tcMar>
+            <w:vAlign w:val="center"/>
+          </w:tcPr>
+          <w:p>
+            <w:pPr>
+              <w:jc w:val="left"/>
+            </w:pPr>
+            <w:r>
+              <w:rPr>
+                <w:b w:val="false"/>
+                <w:bCs w:val="false"/>
+                <w:color w:val="141A1C"/>
+                <w:sz w:val="17"/>
+                <w:szCs w:val="17"/>
+              </w:rPr>
+              <w:t xml:space="preserve"/>
+            </w:r>
+          </w:p>
+        </w:tc>
+      </w:tr>
+      <w:tr>
+        <w:tc>
+          <w:tcPr>
+            <w:tcW w:type="dxa" w:w="500"/>
+            <w:tcBorders>
+              <w:top w:val="single" w:color="D9E0E0" w:sz="2"/>
+              <w:left w:val="single" w:color="D9E0E0" w:sz="2"/>
+              <w:bottom w:val="single" w:color="D9E0E0" w:sz="2"/>
+              <w:right w:val="single" w:color="D9E0E0" w:sz="2"/>
+            </w:tcBorders>
+            <w:tcMar>
+              <w:top w:type="dxa" w:w="60"/>
+              <w:left w:type="dxa" w:w="100"/>
+              <w:bottom w:type="dxa" w:w="60"/>
+              <w:right w:type="dxa" w:w="100"/>
+            </w:tcMar>
+            <w:vAlign w:val="center"/>
+          </w:tcPr>
+          <w:p>
+            <w:pPr>
+              <w:jc w:val="center"/>
+            </w:pPr>
+            <w:r>
+              <w:rPr>
+                <w:b w:val="false"/>
+                <w:bCs w:val="false"/>
+                <w:color w:val="141A1C"/>
+                <w:sz w:val="17"/>
+                <w:szCs w:val="17"/>
+              </w:rPr>
+              <w:t xml:space="preserve">79</w:t>
+            </w:r>
+          </w:p>
+        </w:tc>
+        <w:tc>
+          <w:tcPr>
+            <w:tcW w:type="dxa" w:w="750"/>
+            <w:tcBorders>
+              <w:top w:val="single" w:color="D9E0E0" w:sz="2"/>
+              <w:left w:val="single" w:color="D9E0E0" w:sz="2"/>
+              <w:bottom w:val="single" w:color="D9E0E0" w:sz="2"/>
+              <w:right w:val="single" w:color="D9E0E0" w:sz="2"/>
+            </w:tcBorders>
+            <w:tcMar>
+              <w:top w:type="dxa" w:w="60"/>
+              <w:left w:type="dxa" w:w="100"/>
+              <w:bottom w:type="dxa" w:w="60"/>
+              <w:right w:type="dxa" w:w="100"/>
+            </w:tcMar>
+            <w:vAlign w:val="center"/>
+          </w:tcPr>
+          <w:p>
+            <w:pPr>
+              <w:jc w:val="center"/>
+            </w:pPr>
+            <w:r>
+              <w:rPr>
+                <w:b w:val="false"/>
+                <w:bCs w:val="false"/>
+                <w:color w:val="141A1C"/>
+                <w:sz w:val="17"/>
+                <w:szCs w:val="17"/>
+              </w:rPr>
+              <w:t xml:space="preserve">27</w:t>
+            </w:r>
+          </w:p>
+        </w:tc>
+        <w:tc>
+          <w:tcPr>
+            <w:tcW w:type="dxa" w:w="1500"/>
+            <w:tcBorders>
+              <w:top w:val="single" w:color="D9E0E0" w:sz="2"/>
+              <w:left w:val="single" w:color="D9E0E0" w:sz="2"/>
+              <w:bottom w:val="single" w:color="D9E0E0" w:sz="2"/>
+              <w:right w:val="single" w:color="D9E0E0" w:sz="2"/>
+            </w:tcBorders>
+            <w:tcMar>
+              <w:top w:type="dxa" w:w="60"/>
+              <w:left w:type="dxa" w:w="100"/>
+              <w:bottom w:type="dxa" w:w="60"/>
+              <w:right w:type="dxa" w:w="100"/>
+            </w:tcMar>
+            <w:vAlign w:val="center"/>
+          </w:tcPr>
+          <w:p>
+            <w:pPr>
+              <w:jc w:val="left"/>
+            </w:pPr>
+            <w:r>
+              <w:rPr>
+                <w:b w:val="false"/>
+                <w:bCs w:val="false"/>
+                <w:color w:val="141A1C"/>
+                <w:sz w:val="17"/>
+                <w:szCs w:val="17"/>
+              </w:rPr>
+              <w:t xml:space="preserve">Эксплуатация</w:t>
+            </w:r>
+          </w:p>
+        </w:tc>
+        <w:tc>
+          <w:tcPr>
+            <w:tcW w:type="dxa" w:w="5200"/>
+            <w:tcBorders>
+              <w:top w:val="single" w:color="D9E0E0" w:sz="2"/>
+              <w:left w:val="single" w:color="D9E0E0" w:sz="2"/>
+              <w:bottom w:val="single" w:color="D9E0E0" w:sz="2"/>
+              <w:right w:val="single" w:color="D9E0E0" w:sz="2"/>
+            </w:tcBorders>
+            <w:tcMar>
+              <w:top w:type="dxa" w:w="60"/>
+              <w:left w:type="dxa" w:w="100"/>
+              <w:bottom w:type="dxa" w:w="60"/>
+              <w:right w:type="dxa" w:w="100"/>
+            </w:tcMar>
+            <w:vAlign w:val="center"/>
+          </w:tcPr>
+          <w:p>
+            <w:pPr>
+              <w:jc w:val="left"/>
+            </w:pPr>
+            <w:r>
+              <w:rPr>
+                <w:b w:val="false"/>
+                <w:bCs w:val="false"/>
+                <w:color w:val="141A1C"/>
+                <w:sz w:val="17"/>
+                <w:szCs w:val="17"/>
+              </w:rPr>
+              <w:t xml:space="preserve">Регистрация вилочного погрузчика в Гостехнадзоре: что нужно знать владельцу</w:t>
+            </w:r>
+          </w:p>
+        </w:tc>
+        <w:tc>
+          <w:tcPr>
+            <w:tcW w:type="dxa" w:w="1300"/>
+            <w:tcBorders>
+              <w:top w:val="single" w:color="D9E0E0" w:sz="2"/>
+              <w:left w:val="single" w:color="D9E0E0" w:sz="2"/>
+              <w:bottom w:val="single" w:color="D9E0E0" w:sz="2"/>
+              <w:right w:val="single" w:color="D9E0E0" w:sz="2"/>
+            </w:tcBorders>
+            <w:tcMar>
+              <w:top w:type="dxa" w:w="60"/>
+              <w:left w:type="dxa" w:w="100"/>
+              <w:bottom w:type="dxa" w:w="60"/>
+              <w:right w:type="dxa" w:w="100"/>
+            </w:tcMar>
+            <w:vAlign w:val="center"/>
+          </w:tcPr>
+          <w:p>
+            <w:pPr>
+              <w:jc w:val="center"/>
+            </w:pPr>
+            <w:r>
+              <w:rPr>
+                <w:b w:val="false"/>
+                <w:bCs w:val="false"/>
+                <w:color w:val="141A1C"/>
+                <w:sz w:val="17"/>
+                <w:szCs w:val="17"/>
+              </w:rPr>
+              <w:t xml:space="preserve">517</w:t>
+            </w:r>
+          </w:p>
+        </w:tc>
+        <w:tc>
+          <w:tcPr>
+            <w:tcW w:type="dxa" w:w="1300"/>
+            <w:tcBorders>
+              <w:top w:val="single" w:color="D9E0E0" w:sz="2"/>
+              <w:left w:val="single" w:color="D9E0E0" w:sz="2"/>
+              <w:bottom w:val="single" w:color="D9E0E0" w:sz="2"/>
+              <w:right w:val="single" w:color="D9E0E0" w:sz="2"/>
+            </w:tcBorders>
+            <w:tcMar>
+              <w:top w:type="dxa" w:w="60"/>
+              <w:left w:type="dxa" w:w="100"/>
+              <w:bottom w:type="dxa" w:w="60"/>
+              <w:right w:type="dxa" w:w="100"/>
+            </w:tcMar>
+            <w:vAlign w:val="center"/>
+          </w:tcPr>
+          <w:p>
+            <w:pPr>
+              <w:jc w:val="center"/>
+            </w:pPr>
+            <w:r>
+              <w:rPr>
+                <w:b w:val="false"/>
+                <w:bCs w:val="false"/>
+                <w:color w:val="141A1C"/>
+                <w:sz w:val="17"/>
+                <w:szCs w:val="17"/>
+              </w:rPr>
+              <w:t xml:space="preserve">500–800</w:t>
+            </w:r>
+          </w:p>
+        </w:tc>
+        <w:tc>
+          <w:tcPr>
+            <w:tcW w:type="dxa" w:w="1450"/>
+            <w:tcBorders>
+              <w:top w:val="single" w:color="D9E0E0" w:sz="2"/>
+              <w:left w:val="single" w:color="D9E0E0" w:sz="2"/>
+              <w:bottom w:val="single" w:color="D9E0E0" w:sz="2"/>
+              <w:right w:val="single" w:color="D9E0E0" w:sz="2"/>
+            </w:tcBorders>
+            <w:tcMar>
+              <w:top w:type="dxa" w:w="60"/>
+              <w:left w:type="dxa" w:w="100"/>
+              <w:bottom w:type="dxa" w:w="60"/>
+              <w:right w:type="dxa" w:w="100"/>
+            </w:tcMar>
+            <w:vAlign w:val="center"/>
+          </w:tcPr>
+          <w:p>
+            <w:pPr>
+              <w:jc w:val="left"/>
+            </w:pPr>
+            <w:r>
+              <w:rPr>
+                <w:b w:val="false"/>
+                <w:bCs w:val="false"/>
+                <w:color w:val="141A1C"/>
+                <w:sz w:val="17"/>
+                <w:szCs w:val="17"/>
+              </w:rPr>
+              <w:t xml:space="preserve"/>
+            </w:r>
+          </w:p>
+        </w:tc>
+      </w:tr>
+      <w:tr>
+        <w:tc>
+          <w:tcPr>
+            <w:tcW w:type="dxa" w:w="500"/>
+            <w:tcBorders>
+              <w:top w:val="single" w:color="D9E0E0" w:sz="2"/>
+              <w:left w:val="single" w:color="D9E0E0" w:sz="2"/>
+              <w:bottom w:val="single" w:color="D9E0E0" w:sz="2"/>
+              <w:right w:val="single" w:color="D9E0E0" w:sz="2"/>
+            </w:tcBorders>
+            <w:shd w:fill="F4F7F7" w:val="clear"/>
+            <w:tcMar>
+              <w:top w:type="dxa" w:w="60"/>
+              <w:left w:type="dxa" w:w="100"/>
+              <w:bottom w:type="dxa" w:w="60"/>
+              <w:right w:type="dxa" w:w="100"/>
+            </w:tcMar>
+            <w:vAlign w:val="center"/>
+          </w:tcPr>
+          <w:p>
+            <w:pPr>
+              <w:jc w:val="center"/>
+            </w:pPr>
+            <w:r>
+              <w:rPr>
+                <w:b w:val="false"/>
+                <w:bCs w:val="false"/>
+                <w:color w:val="141A1C"/>
+                <w:sz w:val="17"/>
+                <w:szCs w:val="17"/>
+              </w:rPr>
+              <w:t xml:space="preserve">80</w:t>
+            </w:r>
+          </w:p>
+        </w:tc>
+        <w:tc>
+          <w:tcPr>
+            <w:tcW w:type="dxa" w:w="750"/>
+            <w:tcBorders>
+              <w:top w:val="single" w:color="D9E0E0" w:sz="2"/>
+              <w:left w:val="single" w:color="D9E0E0" w:sz="2"/>
+              <w:bottom w:val="single" w:color="D9E0E0" w:sz="2"/>
+              <w:right w:val="single" w:color="D9E0E0" w:sz="2"/>
+            </w:tcBorders>
+            <w:shd w:fill="F4F7F7" w:val="clear"/>
+            <w:tcMar>
+              <w:top w:type="dxa" w:w="60"/>
+              <w:left w:type="dxa" w:w="100"/>
+              <w:bottom w:type="dxa" w:w="60"/>
+              <w:right w:type="dxa" w:w="100"/>
+            </w:tcMar>
+            <w:vAlign w:val="center"/>
+          </w:tcPr>
+          <w:p>
+            <w:pPr>
+              <w:jc w:val="center"/>
+            </w:pPr>
+            <w:r>
+              <w:rPr>
+                <w:b w:val="false"/>
+                <w:bCs w:val="false"/>
+                <w:color w:val="141A1C"/>
+                <w:sz w:val="17"/>
+                <w:szCs w:val="17"/>
+              </w:rPr>
+              <w:t xml:space="preserve">28</w:t>
+            </w:r>
+          </w:p>
+        </w:tc>
+        <w:tc>
+          <w:tcPr>
+            <w:tcW w:type="dxa" w:w="1500"/>
+            <w:tcBorders>
+              <w:top w:val="single" w:color="D9E0E0" w:sz="2"/>
+              <w:left w:val="single" w:color="D9E0E0" w:sz="2"/>
+              <w:bottom w:val="single" w:color="D9E0E0" w:sz="2"/>
+              <w:right w:val="single" w:color="D9E0E0" w:sz="2"/>
+            </w:tcBorders>
+            <w:shd w:fill="F4F7F7" w:val="clear"/>
+            <w:tcMar>
+              <w:top w:type="dxa" w:w="60"/>
+              <w:left w:type="dxa" w:w="100"/>
+              <w:bottom w:type="dxa" w:w="60"/>
+              <w:right w:type="dxa" w:w="100"/>
+            </w:tcMar>
+            <w:vAlign w:val="center"/>
+          </w:tcPr>
+          <w:p>
+            <w:pPr>
+              <w:jc w:val="left"/>
+            </w:pPr>
+            <w:r>
+              <w:rPr>
+                <w:b w:val="false"/>
+                <w:bCs w:val="false"/>
+                <w:color w:val="141A1C"/>
+                <w:sz w:val="17"/>
+                <w:szCs w:val="17"/>
+              </w:rPr>
               <w:t xml:space="preserve">Аренда</w:t>
             </w:r>
           </w:p>
@@ -20081,6 +20790,7 @@
               <w:bottom w:val="single" w:color="D9E0E0" w:sz="2"/>
               <w:right w:val="single" w:color="D9E0E0" w:sz="2"/>
             </w:tcBorders>
+            <w:shd w:fill="F4F7F7" w:val="clear"/>
             <w:tcMar>
               <w:top w:type="dxa" w:w="60"/>
               <w:left w:type="dxa" w:w="100"/>
@@ -20114,6 +20824,7 @@
               <w:bottom w:val="single" w:color="D9E0E0" w:sz="2"/>
               <w:right w:val="single" w:color="D9E0E0" w:sz="2"/>
             </w:tcBorders>
+            <w:shd w:fill="F4F7F7" w:val="clear"/>
             <w:tcMar>
               <w:top w:type="dxa" w:w="60"/>
               <w:left w:type="dxa" w:w="100"/>
@@ -20147,6 +20858,7 @@
               <w:bottom w:val="single" w:color="D9E0E0" w:sz="2"/>
               <w:right w:val="single" w:color="D9E0E0" w:sz="2"/>
             </w:tcBorders>
+            <w:shd w:fill="F4F7F7" w:val="clear"/>
             <w:tcMar>
               <w:top w:type="dxa" w:w="60"/>
               <w:left w:type="dxa" w:w="100"/>
@@ -20180,6 +20892,7 @@
               <w:bottom w:val="single" w:color="D9E0E0" w:sz="2"/>
               <w:right w:val="single" w:color="D9E0E0" w:sz="2"/>
             </w:tcBorders>
+            <w:shd w:fill="F4F7F7" w:val="clear"/>
             <w:tcMar>
               <w:top w:type="dxa" w:w="60"/>
               <w:left w:type="dxa" w:w="100"/>
@@ -20527,7 +21240,7 @@
                 <w:sz w:val="17"/>
                 <w:szCs w:val="17"/>
               </w:rPr>
-              <w:t xml:space="preserve">10378</w:t>
+              <w:t xml:space="preserve">10376</w:t>
             </w:r>
           </w:p>
         </w:tc>
@@ -21991,7 +22704,7 @@
                 <w:sz w:val="17"/>
                 <w:szCs w:val="17"/>
               </w:rPr>
-              <w:t xml:space="preserve">мачта вилочного погрузчика (36); высота погрузчика вилочного (25); класс каретки вилочного погрузчика (25); мачта на вилочный погрузчик (24); высота подъема вилочного погрузчика (23)</w:t>
+              <w:t xml:space="preserve">мачта вилочного погрузчика (36); высота погрузчика вилочного (25); мачта на вилочный погрузчик (24); высота подъема вилочного погрузчика (23); вилочного погрузчика габариты (20)</w:t>
             </w:r>
           </w:p>
         </w:tc>
@@ -22025,7 +22738,7 @@
                 <w:sz w:val="17"/>
                 <w:szCs w:val="17"/>
               </w:rPr>
-              <w:t xml:space="preserve">220</w:t>
+              <w:t xml:space="preserve">190</w:t>
             </w:r>
           </w:p>
         </w:tc>
@@ -23657,7 +24370,7 @@
                 <w:sz w:val="17"/>
                 <w:szCs w:val="17"/>
               </w:rPr>
-              <w:t xml:space="preserve">3211</w:t>
+              <w:t xml:space="preserve">3207</w:t>
             </w:r>
           </w:p>
         </w:tc>
@@ -28281,7 +28994,7 @@
                 <w:sz w:val="17"/>
                 <w:szCs w:val="17"/>
               </w:rPr>
-              <w:t xml:space="preserve">349</w:t>
+              <w:t xml:space="preserve">348</w:t>
             </w:r>
           </w:p>
         </w:tc>
@@ -29709,7 +30422,7 @@
                 <w:sz w:val="17"/>
                 <w:szCs w:val="17"/>
               </w:rPr>
-              <w:t xml:space="preserve">Монтажная платформа и корзина для вилочного погрузчика</w:t>
+              <w:t xml:space="preserve">Каретка вилочного погрузчика: устройство, класс и расширитель</w:t>
             </w:r>
           </w:p>
         </w:tc>
@@ -29742,7 +30455,7 @@
                 <w:sz w:val="17"/>
                 <w:szCs w:val="17"/>
               </w:rPr>
-              <w:t xml:space="preserve">монтажная платформа для вилочного погрузчика (43); монтажная корзина для вилочного погрузчика (30); люлька монтажная платформа для вилочного погрузчика (3); монтажная корзина для вилочных погрузчиков (2); монтажная платформа для вилочного погрузчика км2 (2)</w:t>
+              <w:t xml:space="preserve">каретка вилочного погрузчика (27); класс каретки вилочного погрузчика (25); каретка для вилочного погрузчика (12); класс каретки вилочного погрузчика таблица (5); расширитель каретки вилочного погрузчика (4)</w:t>
             </w:r>
           </w:p>
         </w:tc>
@@ -29775,7 +30488,7 @@
                 <w:sz w:val="17"/>
                 <w:szCs w:val="17"/>
               </w:rPr>
-              <w:t xml:space="preserve">86</w:t>
+              <w:t xml:space="preserve">95</w:t>
             </w:r>
           </w:p>
         </w:tc>
@@ -29845,7 +30558,7 @@
                 <w:sz w:val="17"/>
                 <w:szCs w:val="17"/>
               </w:rPr>
-              <w:t xml:space="preserve">Вилы для вилочного погрузчика: какие бывают</w:t>
+              <w:t xml:space="preserve">Монтажная платформа и корзина для вилочного погрузчика</w:t>
             </w:r>
           </w:p>
         </w:tc>
@@ -29879,7 +30592,7 @@
                 <w:sz w:val="17"/>
                 <w:szCs w:val="17"/>
               </w:rPr>
-              <w:t xml:space="preserve">купить вилы на вилочный погрузчик (21); вилы для вилочного погрузчика (12); вилы погрузчика вилочного погрузчика (12); вилы для вилочного погрузчика купить (9); вилы на вилочный погрузчик (7)</w:t>
+              <w:t xml:space="preserve">монтажная платформа для вилочного погрузчика (43); монтажная корзина для вилочного погрузчика (30); люлька монтажная платформа для вилочного погрузчика (3); монтажная корзина для вилочных погрузчиков (2); монтажная платформа для вилочного погрузчика км2 (2)</w:t>
             </w:r>
           </w:p>
         </w:tc>
@@ -29913,7 +30626,7 @@
                 <w:sz w:val="17"/>
                 <w:szCs w:val="17"/>
               </w:rPr>
-              <w:t xml:space="preserve">76</w:t>
+              <w:t xml:space="preserve">86</w:t>
             </w:r>
           </w:p>
         </w:tc>
@@ -29981,7 +30694,7 @@
                 <w:sz w:val="17"/>
                 <w:szCs w:val="17"/>
               </w:rPr>
-              <w:t xml:space="preserve">Двигатель вилочного погрузчика: ресурс и обслуживание</w:t>
+              <w:t xml:space="preserve">Вилы для вилочного погрузчика: какие бывают</w:t>
             </w:r>
           </w:p>
         </w:tc>
@@ -30014,7 +30727,7 @@
                 <w:sz w:val="17"/>
                 <w:szCs w:val="17"/>
               </w:rPr>
-              <w:t xml:space="preserve">двигатель вилочного погрузчика (8); двигатель для вилочного погрузчика (8); электромотор от вилочного погрузчика (7); погрузчик вилочный мощность двигателя (7); двигатель на вилочный погрузчик (6)</w:t>
+              <w:t xml:space="preserve">купить вилы на вилочный погрузчик (21); вилы для вилочного погрузчика (12); вилы погрузчика вилочного погрузчика (12); вилы для вилочного погрузчика купить (9); вилы на вилочный погрузчик (7)</w:t>
             </w:r>
           </w:p>
         </w:tc>
@@ -30047,7 +30760,7 @@
                 <w:sz w:val="17"/>
                 <w:szCs w:val="17"/>
               </w:rPr>
-              <w:t xml:space="preserve">72</w:t>
+              <w:t xml:space="preserve">76</w:t>
             </w:r>
           </w:p>
         </w:tc>
@@ -30117,7 +30830,7 @@
                 <w:sz w:val="17"/>
                 <w:szCs w:val="17"/>
               </w:rPr>
-              <w:t xml:space="preserve">Каретка бокового смещения (сайдшифт) для вилочного погрузчика</w:t>
+              <w:t xml:space="preserve">Двигатель вилочного погрузчика: ресурс и обслуживание</w:t>
             </w:r>
           </w:p>
         </w:tc>
@@ -30151,7 +30864,7 @@
                 <w:sz w:val="17"/>
                 <w:szCs w:val="17"/>
               </w:rPr>
-              <w:t xml:space="preserve">каретка вилочного погрузчика (27); каретка для вилочного погрузчика (12); каретка бокового смещения для вилочного погрузчика (10); каретка на вилочный погрузчик (3); каретка бокового смещения для вилочного погрузчика что это (3)</w:t>
+              <w:t xml:space="preserve">двигатель вилочного погрузчика (8); двигатель для вилочного погрузчика (8); электромотор от вилочного погрузчика (7); погрузчик вилочный мощность двигателя (7); двигатель на вилочный погрузчик (6)</w:t>
             </w:r>
           </w:p>
         </w:tc>
@@ -30185,7 +30898,7 @@
                 <w:sz w:val="17"/>
                 <w:szCs w:val="17"/>
               </w:rPr>
-              <w:t xml:space="preserve">59</w:t>
+              <w:t xml:space="preserve">72</w:t>
             </w:r>
           </w:p>
         </w:tc>
@@ -30525,7 +31238,7 @@
                 <w:sz w:val="17"/>
                 <w:szCs w:val="17"/>
               </w:rPr>
-              <w:t xml:space="preserve">Цепь и ролики мачты вилочного погрузчика</w:t>
+              <w:t xml:space="preserve">Рама и шасси вилочного погрузчика</w:t>
             </w:r>
           </w:p>
         </w:tc>
@@ -30558,7 +31271,7 @@
                 <w:sz w:val="17"/>
                 <w:szCs w:val="17"/>
               </w:rPr>
-              <w:t xml:space="preserve">цепь для вилочного погрузчика (11); цепь мачты вилочного погрузчика (7); цепь на вилочный погрузчик (4); цепь для автопогрузчика (2); цепь противоскольжения для вилочного погрузчика (1)</w:t>
+              <w:t xml:space="preserve">рулевой мост вилочного погрузчика (5); рама вилочного погрузчика (4); ведущий мост вилочного погрузчика (3); рама погрузчика вилочного погрузчика (3); номер рамы вилочного погрузчика (2)</w:t>
             </w:r>
           </w:p>
         </w:tc>
@@ -30661,7 +31374,7 @@
                 <w:sz w:val="17"/>
                 <w:szCs w:val="17"/>
               </w:rPr>
-              <w:t xml:space="preserve">Регистрация вилочного погрузчика в Гостехнадзоре: что нужно знать владельцу</w:t>
+              <w:t xml:space="preserve">Цепь и ролики мачты вилочного погрузчика</w:t>
             </w:r>
           </w:p>
         </w:tc>
@@ -30695,7 +31408,7 @@
                 <w:sz w:val="17"/>
                 <w:szCs w:val="17"/>
               </w:rPr>
-              <w:t xml:space="preserve">какие права нужны на вилочный погрузчик (119); к какой группе ос относится вилочный погрузчик (70); какие права нужны для вилочного погрузчика (37); как поставить на учет вилочный погрузчик (27); какие права нужны на кару вилочный погрузчик (27)</w:t>
+              <w:t xml:space="preserve">цепь для вилочного погрузчика (11); цепь мачты вилочного погрузчика (7); цепь на вилочный погрузчик (4); цепь для автопогрузчика (2); цепь противоскольжения для вилочного погрузчика (1)</w:t>
             </w:r>
           </w:p>
         </w:tc>
@@ -30729,7 +31442,7 @@
                 <w:sz w:val="17"/>
                 <w:szCs w:val="17"/>
               </w:rPr>
-              <w:t xml:space="preserve">517</w:t>
+              <w:t xml:space="preserve">26</w:t>
             </w:r>
           </w:p>
         </w:tc>
@@ -30797,6 +31510,414 @@
                 <w:sz w:val="17"/>
                 <w:szCs w:val="17"/>
               </w:rPr>
+              <w:t xml:space="preserve">Противовес вилочного погрузчика</w:t>
+            </w:r>
+          </w:p>
+        </w:tc>
+        <w:tc>
+          <w:tcPr>
+            <w:tcW w:type="dxa" w:w="6800"/>
+            <w:tcBorders>
+              <w:top w:val="single" w:color="D9E0E0" w:sz="2"/>
+              <w:left w:val="single" w:color="D9E0E0" w:sz="2"/>
+              <w:bottom w:val="single" w:color="D9E0E0" w:sz="2"/>
+              <w:right w:val="single" w:color="D9E0E0" w:sz="2"/>
+            </w:tcBorders>
+            <w:tcMar>
+              <w:top w:type="dxa" w:w="60"/>
+              <w:left w:type="dxa" w:w="100"/>
+              <w:bottom w:type="dxa" w:w="60"/>
+              <w:right w:type="dxa" w:w="100"/>
+            </w:tcMar>
+            <w:vAlign w:val="center"/>
+          </w:tcPr>
+          <w:p>
+            <w:pPr>
+              <w:jc w:val="left"/>
+            </w:pPr>
+            <w:r>
+              <w:rPr>
+                <w:b w:val="false"/>
+                <w:bCs w:val="false"/>
+                <w:color w:val="141A1C"/>
+                <w:sz w:val="17"/>
+                <w:szCs w:val="17"/>
+              </w:rPr>
+              <w:t xml:space="preserve">как снять противовес с вилочного погрузчика (9); из чего сделан противовес на вилочном погрузчике (5); купить противовес для вилочного погрузчика (3); противовес погрузчика вилочного (1); вилочный погрузчик с противовесом (1)</w:t>
+            </w:r>
+          </w:p>
+        </w:tc>
+        <w:tc>
+          <w:tcPr>
+            <w:tcW w:type="dxa" w:w="1500"/>
+            <w:tcBorders>
+              <w:top w:val="single" w:color="D9E0E0" w:sz="2"/>
+              <w:left w:val="single" w:color="D9E0E0" w:sz="2"/>
+              <w:bottom w:val="single" w:color="D9E0E0" w:sz="2"/>
+              <w:right w:val="single" w:color="D9E0E0" w:sz="2"/>
+            </w:tcBorders>
+            <w:tcMar>
+              <w:top w:type="dxa" w:w="60"/>
+              <w:left w:type="dxa" w:w="100"/>
+              <w:bottom w:type="dxa" w:w="60"/>
+              <w:right w:type="dxa" w:w="100"/>
+            </w:tcMar>
+            <w:vAlign w:val="center"/>
+          </w:tcPr>
+          <w:p>
+            <w:pPr>
+              <w:jc w:val="center"/>
+            </w:pPr>
+            <w:r>
+              <w:rPr>
+                <w:b w:val="false"/>
+                <w:bCs w:val="false"/>
+                <w:color w:val="141A1C"/>
+                <w:sz w:val="17"/>
+                <w:szCs w:val="17"/>
+              </w:rPr>
+              <w:t xml:space="preserve">21</w:t>
+            </w:r>
+          </w:p>
+        </w:tc>
+      </w:tr>
+      <w:tr>
+        <w:tc>
+          <w:tcPr>
+            <w:tcW w:type="dxa" w:w="500"/>
+            <w:tcBorders>
+              <w:top w:val="single" w:color="D9E0E0" w:sz="2"/>
+              <w:left w:val="single" w:color="D9E0E0" w:sz="2"/>
+              <w:bottom w:val="single" w:color="D9E0E0" w:sz="2"/>
+              <w:right w:val="single" w:color="D9E0E0" w:sz="2"/>
+            </w:tcBorders>
+            <w:shd w:fill="F4F7F7" w:val="clear"/>
+            <w:tcMar>
+              <w:top w:type="dxa" w:w="60"/>
+              <w:left w:type="dxa" w:w="100"/>
+              <w:bottom w:type="dxa" w:w="60"/>
+              <w:right w:type="dxa" w:w="100"/>
+            </w:tcMar>
+            <w:vAlign w:val="center"/>
+          </w:tcPr>
+          <w:p>
+            <w:pPr>
+              <w:jc w:val="center"/>
+            </w:pPr>
+            <w:r>
+              <w:rPr>
+                <w:b w:val="false"/>
+                <w:bCs w:val="false"/>
+                <w:color w:val="141A1C"/>
+                <w:sz w:val="17"/>
+                <w:szCs w:val="17"/>
+              </w:rPr>
+              <w:t xml:space="preserve">78</w:t>
+            </w:r>
+          </w:p>
+        </w:tc>
+        <w:tc>
+          <w:tcPr>
+            <w:tcW w:type="dxa" w:w="4200"/>
+            <w:tcBorders>
+              <w:top w:val="single" w:color="D9E0E0" w:sz="2"/>
+              <w:left w:val="single" w:color="D9E0E0" w:sz="2"/>
+              <w:bottom w:val="single" w:color="D9E0E0" w:sz="2"/>
+              <w:right w:val="single" w:color="D9E0E0" w:sz="2"/>
+            </w:tcBorders>
+            <w:shd w:fill="F4F7F7" w:val="clear"/>
+            <w:tcMar>
+              <w:top w:type="dxa" w:w="60"/>
+              <w:left w:type="dxa" w:w="100"/>
+              <w:bottom w:type="dxa" w:w="60"/>
+              <w:right w:type="dxa" w:w="100"/>
+            </w:tcMar>
+            <w:vAlign w:val="center"/>
+          </w:tcPr>
+          <w:p>
+            <w:pPr>
+              <w:jc w:val="left"/>
+            </w:pPr>
+            <w:r>
+              <w:rPr>
+                <w:b w:val="false"/>
+                <w:bCs w:val="false"/>
+                <w:color w:val="141A1C"/>
+                <w:sz w:val="17"/>
+                <w:szCs w:val="17"/>
+              </w:rPr>
+              <w:t xml:space="preserve">Каретка бокового смещения (сайдшифт) для вилочного погрузчика</w:t>
+            </w:r>
+          </w:p>
+        </w:tc>
+        <w:tc>
+          <w:tcPr>
+            <w:tcW w:type="dxa" w:w="6800"/>
+            <w:tcBorders>
+              <w:top w:val="single" w:color="D9E0E0" w:sz="2"/>
+              <w:left w:val="single" w:color="D9E0E0" w:sz="2"/>
+              <w:bottom w:val="single" w:color="D9E0E0" w:sz="2"/>
+              <w:right w:val="single" w:color="D9E0E0" w:sz="2"/>
+            </w:tcBorders>
+            <w:shd w:fill="F4F7F7" w:val="clear"/>
+            <w:tcMar>
+              <w:top w:type="dxa" w:w="60"/>
+              <w:left w:type="dxa" w:w="100"/>
+              <w:bottom w:type="dxa" w:w="60"/>
+              <w:right w:type="dxa" w:w="100"/>
+            </w:tcMar>
+            <w:vAlign w:val="center"/>
+          </w:tcPr>
+          <w:p>
+            <w:pPr>
+              <w:jc w:val="left"/>
+            </w:pPr>
+            <w:r>
+              <w:rPr>
+                <w:b w:val="false"/>
+                <w:bCs w:val="false"/>
+                <w:color w:val="141A1C"/>
+                <w:sz w:val="17"/>
+                <w:szCs w:val="17"/>
+              </w:rPr>
+              <w:t xml:space="preserve">каретка бокового смещения для вилочного погрузчика (10); каретка бокового смещения для вилочного погрузчика что это (3); сайдшифт на вилочном погрузчике (0); вилочный погрузчик с сайдшифтом (0); каретка бокового смещения вил автопогрузчика (0)</w:t>
+            </w:r>
+          </w:p>
+        </w:tc>
+        <w:tc>
+          <w:tcPr>
+            <w:tcW w:type="dxa" w:w="1500"/>
+            <w:tcBorders>
+              <w:top w:val="single" w:color="D9E0E0" w:sz="2"/>
+              <w:left w:val="single" w:color="D9E0E0" w:sz="2"/>
+              <w:bottom w:val="single" w:color="D9E0E0" w:sz="2"/>
+              <w:right w:val="single" w:color="D9E0E0" w:sz="2"/>
+            </w:tcBorders>
+            <w:shd w:fill="F4F7F7" w:val="clear"/>
+            <w:tcMar>
+              <w:top w:type="dxa" w:w="60"/>
+              <w:left w:type="dxa" w:w="100"/>
+              <w:bottom w:type="dxa" w:w="60"/>
+              <w:right w:type="dxa" w:w="100"/>
+            </w:tcMar>
+            <w:vAlign w:val="center"/>
+          </w:tcPr>
+          <w:p>
+            <w:pPr>
+              <w:jc w:val="center"/>
+            </w:pPr>
+            <w:r>
+              <w:rPr>
+                <w:b w:val="false"/>
+                <w:bCs w:val="false"/>
+                <w:color w:val="141A1C"/>
+                <w:sz w:val="17"/>
+                <w:szCs w:val="17"/>
+              </w:rPr>
+              <w:t xml:space="preserve">13</w:t>
+            </w:r>
+          </w:p>
+        </w:tc>
+      </w:tr>
+      <w:tr>
+        <w:tc>
+          <w:tcPr>
+            <w:tcW w:type="dxa" w:w="500"/>
+            <w:tcBorders>
+              <w:top w:val="single" w:color="D9E0E0" w:sz="2"/>
+              <w:left w:val="single" w:color="D9E0E0" w:sz="2"/>
+              <w:bottom w:val="single" w:color="D9E0E0" w:sz="2"/>
+              <w:right w:val="single" w:color="D9E0E0" w:sz="2"/>
+            </w:tcBorders>
+            <w:tcMar>
+              <w:top w:type="dxa" w:w="60"/>
+              <w:left w:type="dxa" w:w="100"/>
+              <w:bottom w:type="dxa" w:w="60"/>
+              <w:right w:type="dxa" w:w="100"/>
+            </w:tcMar>
+            <w:vAlign w:val="center"/>
+          </w:tcPr>
+          <w:p>
+            <w:pPr>
+              <w:jc w:val="center"/>
+            </w:pPr>
+            <w:r>
+              <w:rPr>
+                <w:b w:val="false"/>
+                <w:bCs w:val="false"/>
+                <w:color w:val="141A1C"/>
+                <w:sz w:val="17"/>
+                <w:szCs w:val="17"/>
+              </w:rPr>
+              <w:t xml:space="preserve">79</w:t>
+            </w:r>
+          </w:p>
+        </w:tc>
+        <w:tc>
+          <w:tcPr>
+            <w:tcW w:type="dxa" w:w="4200"/>
+            <w:tcBorders>
+              <w:top w:val="single" w:color="D9E0E0" w:sz="2"/>
+              <w:left w:val="single" w:color="D9E0E0" w:sz="2"/>
+              <w:bottom w:val="single" w:color="D9E0E0" w:sz="2"/>
+              <w:right w:val="single" w:color="D9E0E0" w:sz="2"/>
+            </w:tcBorders>
+            <w:tcMar>
+              <w:top w:type="dxa" w:w="60"/>
+              <w:left w:type="dxa" w:w="100"/>
+              <w:bottom w:type="dxa" w:w="60"/>
+              <w:right w:type="dxa" w:w="100"/>
+            </w:tcMar>
+            <w:vAlign w:val="center"/>
+          </w:tcPr>
+          <w:p>
+            <w:pPr>
+              <w:jc w:val="left"/>
+            </w:pPr>
+            <w:r>
+              <w:rPr>
+                <w:b w:val="false"/>
+                <w:bCs w:val="false"/>
+                <w:color w:val="141A1C"/>
+                <w:sz w:val="17"/>
+                <w:szCs w:val="17"/>
+              </w:rPr>
+              <w:t xml:space="preserve">Регистрация вилочного погрузчика в Гостехнадзоре: что нужно знать владельцу</w:t>
+            </w:r>
+          </w:p>
+        </w:tc>
+        <w:tc>
+          <w:tcPr>
+            <w:tcW w:type="dxa" w:w="6800"/>
+            <w:tcBorders>
+              <w:top w:val="single" w:color="D9E0E0" w:sz="2"/>
+              <w:left w:val="single" w:color="D9E0E0" w:sz="2"/>
+              <w:bottom w:val="single" w:color="D9E0E0" w:sz="2"/>
+              <w:right w:val="single" w:color="D9E0E0" w:sz="2"/>
+            </w:tcBorders>
+            <w:tcMar>
+              <w:top w:type="dxa" w:w="60"/>
+              <w:left w:type="dxa" w:w="100"/>
+              <w:bottom w:type="dxa" w:w="60"/>
+              <w:right w:type="dxa" w:w="100"/>
+            </w:tcMar>
+            <w:vAlign w:val="center"/>
+          </w:tcPr>
+          <w:p>
+            <w:pPr>
+              <w:jc w:val="left"/>
+            </w:pPr>
+            <w:r>
+              <w:rPr>
+                <w:b w:val="false"/>
+                <w:bCs w:val="false"/>
+                <w:color w:val="141A1C"/>
+                <w:sz w:val="17"/>
+                <w:szCs w:val="17"/>
+              </w:rPr>
+              <w:t xml:space="preserve">какие права нужны на вилочный погрузчик (119); к какой группе ос относится вилочный погрузчик (70); какие права нужны для вилочного погрузчика (37); как поставить на учет вилочный погрузчик (27); какие права нужны на кару вилочный погрузчик (27)</w:t>
+            </w:r>
+          </w:p>
+        </w:tc>
+        <w:tc>
+          <w:tcPr>
+            <w:tcW w:type="dxa" w:w="1500"/>
+            <w:tcBorders>
+              <w:top w:val="single" w:color="D9E0E0" w:sz="2"/>
+              <w:left w:val="single" w:color="D9E0E0" w:sz="2"/>
+              <w:bottom w:val="single" w:color="D9E0E0" w:sz="2"/>
+              <w:right w:val="single" w:color="D9E0E0" w:sz="2"/>
+            </w:tcBorders>
+            <w:tcMar>
+              <w:top w:type="dxa" w:w="60"/>
+              <w:left w:type="dxa" w:w="100"/>
+              <w:bottom w:type="dxa" w:w="60"/>
+              <w:right w:type="dxa" w:w="100"/>
+            </w:tcMar>
+            <w:vAlign w:val="center"/>
+          </w:tcPr>
+          <w:p>
+            <w:pPr>
+              <w:jc w:val="center"/>
+            </w:pPr>
+            <w:r>
+              <w:rPr>
+                <w:b w:val="false"/>
+                <w:bCs w:val="false"/>
+                <w:color w:val="141A1C"/>
+                <w:sz w:val="17"/>
+                <w:szCs w:val="17"/>
+              </w:rPr>
+              <w:t xml:space="preserve">517</w:t>
+            </w:r>
+          </w:p>
+        </w:tc>
+      </w:tr>
+      <w:tr>
+        <w:tc>
+          <w:tcPr>
+            <w:tcW w:type="dxa" w:w="500"/>
+            <w:tcBorders>
+              <w:top w:val="single" w:color="D9E0E0" w:sz="2"/>
+              <w:left w:val="single" w:color="D9E0E0" w:sz="2"/>
+              <w:bottom w:val="single" w:color="D9E0E0" w:sz="2"/>
+              <w:right w:val="single" w:color="D9E0E0" w:sz="2"/>
+            </w:tcBorders>
+            <w:shd w:fill="F4F7F7" w:val="clear"/>
+            <w:tcMar>
+              <w:top w:type="dxa" w:w="60"/>
+              <w:left w:type="dxa" w:w="100"/>
+              <w:bottom w:type="dxa" w:w="60"/>
+              <w:right w:type="dxa" w:w="100"/>
+            </w:tcMar>
+            <w:vAlign w:val="center"/>
+          </w:tcPr>
+          <w:p>
+            <w:pPr>
+              <w:jc w:val="center"/>
+            </w:pPr>
+            <w:r>
+              <w:rPr>
+                <w:b w:val="false"/>
+                <w:bCs w:val="false"/>
+                <w:color w:val="141A1C"/>
+                <w:sz w:val="17"/>
+                <w:szCs w:val="17"/>
+              </w:rPr>
+              <w:t xml:space="preserve">80</w:t>
+            </w:r>
+          </w:p>
+        </w:tc>
+        <w:tc>
+          <w:tcPr>
+            <w:tcW w:type="dxa" w:w="4200"/>
+            <w:tcBorders>
+              <w:top w:val="single" w:color="D9E0E0" w:sz="2"/>
+              <w:left w:val="single" w:color="D9E0E0" w:sz="2"/>
+              <w:bottom w:val="single" w:color="D9E0E0" w:sz="2"/>
+              <w:right w:val="single" w:color="D9E0E0" w:sz="2"/>
+            </w:tcBorders>
+            <w:shd w:fill="F4F7F7" w:val="clear"/>
+            <w:tcMar>
+              <w:top w:type="dxa" w:w="60"/>
+              <w:left w:type="dxa" w:w="100"/>
+              <w:bottom w:type="dxa" w:w="60"/>
+              <w:right w:type="dxa" w:w="100"/>
+            </w:tcMar>
+            <w:vAlign w:val="center"/>
+          </w:tcPr>
+          <w:p>
+            <w:pPr>
+              <w:jc w:val="left"/>
+            </w:pPr>
+            <w:r>
+              <w:rPr>
+                <w:b w:val="false"/>
+                <w:bCs w:val="false"/>
+                <w:color w:val="141A1C"/>
+                <w:sz w:val="17"/>
+                <w:szCs w:val="17"/>
+              </w:rPr>
               <w:t xml:space="preserve">Аренда вилочного погрузчика: когда выгоднее покупки</w:t>
             </w:r>
           </w:p>
@@ -30810,6 +31931,7 @@
               <w:bottom w:val="single" w:color="D9E0E0" w:sz="2"/>
               <w:right w:val="single" w:color="D9E0E0" w:sz="2"/>
             </w:tcBorders>
+            <w:shd w:fill="F4F7F7" w:val="clear"/>
             <w:tcMar>
               <w:top w:type="dxa" w:w="60"/>
               <w:left w:type="dxa" w:w="100"/>
@@ -30843,6 +31965,7 @@
               <w:bottom w:val="single" w:color="D9E0E0" w:sz="2"/>
               <w:right w:val="single" w:color="D9E0E0" w:sz="2"/>
             </w:tcBorders>
+            <w:shd w:fill="F4F7F7" w:val="clear"/>
             <w:tcMar>
               <w:top w:type="dxa" w:w="60"/>
               <w:left w:type="dxa" w:w="100"/>
